--- a/docs/releases/ArtValue_AI_Gateway_Master_Roadmap_v5.3_HE.docx
+++ b/docs/releases/ArtValue_AI_Gateway_Master_Roadmap_v5.3_HE.docx
@@ -20878,7 +20878,27 @@
           <w:szCs w:val="22"/>
           <w:rtl/>
         </w:rPr>
-        <w:t xml:space="preserve">&gt; הסעיפים הבאים נשמרים כארכיון של נקודות המעבר v4.4–v5.2 לצורך רצף היסטורי. הם אינם מקור האמת הנוכחי; המצב הפעיל מתואר ב־Current Control Panel וב־Change Log לעיל.</w:t>
+        <w:t xml:space="preserve">&gt; הסעיפים הבאים נשמרים כארכיון של נקודות המעבר v4.4–v5.3 לצורך רצף היסטורי. הם אינם מקור האמת הנוכחי; המצב הפעיל מתואר ב־Current Control Panel וב־Change Log לעיל. </w:t>
+      </w:r>
+      <w:r>
+        <w:rPr>
+          <w:rFonts w:ascii="Arial" w:hAnsi="Arial" w:cs="Arial"/>
+          <w:b/>
+          <w:bCs/>
+          <w:sz w:val="22"/>
+          <w:szCs w:val="22"/>
+          <w:rtl/>
+        </w:rPr>
+        <w:t xml:space="preserve">הערת עריכה:</w:t>
+      </w:r>
+      <w:r>
+        <w:rPr>
+          <w:rFonts w:ascii="Arial" w:hAnsi="Arial" w:cs="Arial"/>
+          <w:sz w:val="22"/>
+          <w:szCs w:val="22"/>
+          <w:rtl/>
+        </w:rPr>
+        <w:t xml:space="preserve"> תמצית התוצאה, ה־SHA והסטטוס של כל נקודת מעבר נשמרו; בלוקי ה־prompt התפעוליים החד־פעמיים לפייבל (audit/יישום/release) ופִסקאות ה־״פתיח לסשן חדש״ שהופיעו במקור v5.2 קוצרו כאן ולא שוכפלו מילה־במילה, מכיוון שהם הוראות עבודה חד־פעמיות שכבר בוצעו ונסגרו — לא החלטות, סיכונים או תוכן roadmap. כל ההחלטות (D-001…D-034), היסטוריית הסטטוס, הסיכונים ויומן השינויים המלא (1.0…5.3) שמורים לעיל.</w:t>
       </w:r>
     </w:p>
     <w:p>

--- a/docs/releases/ArtValue_AI_Gateway_Master_Roadmap_v5.3_HE.docx
+++ b/docs/releases/ArtValue_AI_Gateway_Master_Roadmap_v5.3_HE.docx
@@ -351,7 +351,7 @@
                 <w:szCs w:val="20"/>
                 <w:rtl/>
               </w:rPr>
-              <w:t xml:space="preserve">Main מאומת</w:t>
+              <w:t xml:space="preserve">עוגן קוד ההשקה הפעיל (S0D) — מקור הפרודקשן</w:t>
             </w:r>
           </w:p>
         </w:tc>
@@ -372,7 +372,7 @@
                 <w:szCs w:val="20"/>
                 <w:rtl/>
               </w:rPr>
-              <w:t xml:space="preserve">22ee2f3bacfc86f026d2ea3a21243a1a4badc6d4</w:t>
+              <w:t xml:space="preserve">22ee2f3bacfc86f026d2ea3a21243a1a4badc6d4 (repository main HEAD נפתר חי בכל preflight; עשוי לכלול commits מאוחרים של תיעוד בלבד)</w:t>
             </w:r>
           </w:p>
         </w:tc>
@@ -4313,7 +4313,7 @@
                 <w:szCs w:val="20"/>
                 <w:rtl/>
               </w:rPr>
-              <w:t xml:space="preserve">Current main</w:t>
+              <w:t xml:space="preserve">עוגן קוד ההשקה הפעיל (S0D) — מקור הפרודקשן</w:t>
             </w:r>
           </w:p>
         </w:tc>
@@ -4334,7 +4334,7 @@
                 <w:szCs w:val="20"/>
                 <w:rtl/>
               </w:rPr>
-              <w:t xml:space="preserve">22ee2f3bacfc86f026d2ea3a21243a1a4badc6d4</w:t>
+              <w:t xml:space="preserve">22ee2f3bacfc86f026d2ea3a21243a1a4badc6d4 (repository main HEAD נפתר חי בכל preflight)</w:t>
             </w:r>
           </w:p>
         </w:tc>
@@ -16672,7 +16672,7 @@
                 <w:szCs w:val="20"/>
                 <w:rtl/>
               </w:rPr>
-              <w:t xml:space="preserve">Current main</w:t>
+              <w:t xml:space="preserve">עוגן קוד ההשקה הפעיל (S0D) — מקור הפרודקשן</w:t>
             </w:r>
           </w:p>
         </w:tc>
@@ -16693,7 +16693,7 @@
                 <w:szCs w:val="20"/>
                 <w:rtl/>
               </w:rPr>
-              <w:t xml:space="preserve">22ee2f3bacfc86f026d2ea3a21243a1a4badc6d4</w:t>
+              <w:t xml:space="preserve">22ee2f3bacfc86f026d2ea3a21243a1a4badc6d4 (repository main HEAD נפתר חי בכל preflight)</w:t>
             </w:r>
           </w:p>
         </w:tc>
